--- a/golden/uart/docs/word/18-UART 收发器可编程逻辑器件软件确认测试报告.docx
+++ b/golden/uart/docs/word/18-UART 收发器可编程逻辑器件软件确认测试报告.docx
@@ -45,7 +45,7 @@
             <w:r/>
             <w:r>
               <w:rPr>
-                <w:rFonts w:ascii="FangSong_GB2312" w:hAnsi="FangSong_GB2312" w:eastAsia="FangSong_GB2312" w:cs="FangSong_GB2312"/>
+                <w:rFonts w:ascii="Songti SC" w:hAnsi="Songti SC" w:eastAsia="Songti SC" w:cs="Songti SC"/>
                 <w:b/>
                 <w:sz w:val="18"/>
               </w:rPr>
@@ -72,7 +72,7 @@
             <w:r/>
             <w:r>
               <w:rPr>
-                <w:rFonts w:ascii="FangSong_GB2312" w:hAnsi="FangSong_GB2312" w:eastAsia="FangSong_GB2312" w:cs="FangSong_GB2312"/>
+                <w:rFonts w:ascii="Songti SC" w:hAnsi="Songti SC" w:eastAsia="Songti SC" w:cs="Songti SC"/>
                 <w:b/>
                 <w:sz w:val="18"/>
               </w:rPr>
@@ -100,7 +100,7 @@
             <w:r/>
             <w:r>
               <w:rPr>
-                <w:rFonts w:ascii="FangSong_GB2312" w:hAnsi="FangSong_GB2312" w:eastAsia="FangSong_GB2312" w:cs="FangSong_GB2312"/>
+                <w:rFonts w:ascii="Songti SC" w:hAnsi="Songti SC" w:eastAsia="Songti SC" w:cs="Songti SC"/>
                 <w:b w:val="0"/>
                 <w:sz w:val="18"/>
               </w:rPr>
@@ -126,11 +126,11 @@
             <w:r/>
             <w:r>
               <w:rPr>
-                <w:rFonts w:ascii="FangSong_GB2312" w:hAnsi="FangSong_GB2312" w:eastAsia="FangSong_GB2312" w:cs="FangSong_GB2312"/>
+                <w:rFonts w:ascii="Songti SC" w:hAnsi="Songti SC" w:eastAsia="Songti SC" w:cs="Songti SC"/>
                 <w:b w:val="0"/>
                 <w:sz w:val="18"/>
               </w:rPr>
-              <w:t>UART-DOC-018 / v2.3 candidate</w:t>
+              <w:t>UART-DOC-018 / v2.5 candidate</w:t>
             </w:r>
           </w:p>
         </w:tc>
@@ -154,7 +154,7 @@
             <w:r/>
             <w:r>
               <w:rPr>
-                <w:rFonts w:ascii="FangSong_GB2312" w:hAnsi="FangSong_GB2312" w:eastAsia="FangSong_GB2312" w:cs="FangSong_GB2312"/>
+                <w:rFonts w:ascii="Songti SC" w:hAnsi="Songti SC" w:eastAsia="Songti SC" w:cs="Songti SC"/>
                 <w:b w:val="0"/>
                 <w:sz w:val="18"/>
               </w:rPr>
@@ -180,7 +180,7 @@
             <w:r/>
             <w:r>
               <w:rPr>
-                <w:rFonts w:ascii="FangSong_GB2312" w:hAnsi="FangSong_GB2312" w:eastAsia="FangSong_GB2312" w:cs="FangSong_GB2312"/>
+                <w:rFonts w:ascii="Songti SC" w:hAnsi="Songti SC" w:eastAsia="Songti SC" w:cs="Songti SC"/>
                 <w:b w:val="0"/>
                 <w:sz w:val="18"/>
               </w:rPr>
@@ -208,7 +208,7 @@
             <w:r/>
             <w:r>
               <w:rPr>
-                <w:rFonts w:ascii="FangSong_GB2312" w:hAnsi="FangSong_GB2312" w:eastAsia="FangSong_GB2312" w:cs="FangSong_GB2312"/>
+                <w:rFonts w:ascii="Songti SC" w:hAnsi="Songti SC" w:eastAsia="Songti SC" w:cs="Songti SC"/>
                 <w:b w:val="0"/>
                 <w:sz w:val="18"/>
               </w:rPr>
@@ -234,11 +234,11 @@
             <w:r/>
             <w:r>
               <w:rPr>
-                <w:rFonts w:ascii="FangSong_GB2312" w:hAnsi="FangSong_GB2312" w:eastAsia="FangSong_GB2312" w:cs="FangSong_GB2312"/>
+                <w:rFonts w:ascii="Songti SC" w:hAnsi="Songti SC" w:eastAsia="Songti SC" w:cs="Songti SC"/>
                 <w:b w:val="0"/>
                 <w:sz w:val="18"/>
               </w:rPr>
-              <w:t>2026-08-27</w:t>
+              <w:t>2026-08-28</w:t>
             </w:r>
           </w:p>
         </w:tc>
@@ -262,7 +262,7 @@
             <w:r/>
             <w:r>
               <w:rPr>
-                <w:rFonts w:ascii="FangSong_GB2312" w:hAnsi="FangSong_GB2312" w:eastAsia="FangSong_GB2312" w:cs="FangSong_GB2312"/>
+                <w:rFonts w:ascii="Songti SC" w:hAnsi="Songti SC" w:eastAsia="Songti SC" w:cs="Songti SC"/>
                 <w:b w:val="0"/>
                 <w:sz w:val="18"/>
               </w:rPr>
@@ -288,7 +288,7 @@
             <w:r/>
             <w:r>
               <w:rPr>
-                <w:rFonts w:ascii="FangSong_GB2312" w:hAnsi="FangSong_GB2312" w:eastAsia="FangSong_GB2312" w:cs="FangSong_GB2312"/>
+                <w:rFonts w:ascii="Songti SC" w:hAnsi="Songti SC" w:eastAsia="Songti SC" w:cs="Songti SC"/>
                 <w:b w:val="0"/>
                 <w:sz w:val="18"/>
               </w:rPr>
@@ -316,7 +316,7 @@
             <w:r/>
             <w:r>
               <w:rPr>
-                <w:rFonts w:ascii="FangSong_GB2312" w:hAnsi="FangSong_GB2312" w:eastAsia="FangSong_GB2312" w:cs="FangSong_GB2312"/>
+                <w:rFonts w:ascii="Songti SC" w:hAnsi="Songti SC" w:eastAsia="Songti SC" w:cs="Songti SC"/>
                 <w:b w:val="0"/>
                 <w:sz w:val="18"/>
               </w:rPr>
@@ -342,7 +342,7 @@
             <w:r/>
             <w:r>
               <w:rPr>
-                <w:rFonts w:ascii="FangSong_GB2312" w:hAnsi="FangSong_GB2312" w:eastAsia="FangSong_GB2312" w:cs="FangSong_GB2312"/>
+                <w:rFonts w:ascii="Songti SC" w:hAnsi="Songti SC" w:eastAsia="Songti SC" w:cs="Songti SC"/>
                 <w:b w:val="0"/>
                 <w:sz w:val="18"/>
               </w:rPr>
@@ -370,7 +370,7 @@
             <w:r/>
             <w:r>
               <w:rPr>
-                <w:rFonts w:ascii="FangSong_GB2312" w:hAnsi="FangSong_GB2312" w:eastAsia="FangSong_GB2312" w:cs="FangSong_GB2312"/>
+                <w:rFonts w:ascii="Songti SC" w:hAnsi="Songti SC" w:eastAsia="Songti SC" w:cs="Songti SC"/>
                 <w:b w:val="0"/>
                 <w:sz w:val="18"/>
               </w:rPr>
@@ -396,7 +396,7 @@
             <w:r/>
             <w:r>
               <w:rPr>
-                <w:rFonts w:ascii="FangSong_GB2312" w:hAnsi="FangSong_GB2312" w:eastAsia="FangSong_GB2312" w:cs="FangSong_GB2312"/>
+                <w:rFonts w:ascii="Songti SC" w:hAnsi="Songti SC" w:eastAsia="Songti SC" w:cs="Songti SC"/>
                 <w:b w:val="0"/>
                 <w:sz w:val="18"/>
               </w:rPr>
@@ -424,7 +424,7 @@
             <w:r/>
             <w:r>
               <w:rPr>
-                <w:rFonts w:ascii="FangSong_GB2312" w:hAnsi="FangSong_GB2312" w:eastAsia="FangSong_GB2312" w:cs="FangSong_GB2312"/>
+                <w:rFonts w:ascii="Songti SC" w:hAnsi="Songti SC" w:eastAsia="Songti SC" w:cs="Songti SC"/>
                 <w:b w:val="0"/>
                 <w:sz w:val="18"/>
               </w:rPr>
@@ -450,7 +450,7 @@
             <w:r/>
             <w:r>
               <w:rPr>
-                <w:rFonts w:ascii="FangSong_GB2312" w:hAnsi="FangSong_GB2312" w:eastAsia="FangSong_GB2312" w:cs="FangSong_GB2312"/>
+                <w:rFonts w:ascii="Songti SC" w:hAnsi="Songti SC" w:eastAsia="Songti SC" w:cs="Songti SC"/>
                 <w:b w:val="0"/>
                 <w:sz w:val="18"/>
               </w:rPr>
@@ -478,7 +478,7 @@
             <w:r/>
             <w:r>
               <w:rPr>
-                <w:rFonts w:ascii="FangSong_GB2312" w:hAnsi="FangSong_GB2312" w:eastAsia="FangSong_GB2312" w:cs="FangSong_GB2312"/>
+                <w:rFonts w:ascii="Songti SC" w:hAnsi="Songti SC" w:eastAsia="Songti SC" w:cs="Songti SC"/>
                 <w:b w:val="0"/>
                 <w:sz w:val="18"/>
               </w:rPr>
@@ -504,7 +504,7 @@
             <w:r/>
             <w:r>
               <w:rPr>
-                <w:rFonts w:ascii="FangSong_GB2312" w:hAnsi="FangSong_GB2312" w:eastAsia="FangSong_GB2312" w:cs="FangSong_GB2312"/>
+                <w:rFonts w:ascii="Songti SC" w:hAnsi="Songti SC" w:eastAsia="Songti SC" w:cs="Songti SC"/>
                 <w:b w:val="0"/>
                 <w:sz w:val="18"/>
               </w:rPr>
@@ -569,7 +569,7 @@
             <w:r/>
             <w:r>
               <w:rPr>
-                <w:rFonts w:ascii="FangSong_GB2312" w:hAnsi="FangSong_GB2312" w:eastAsia="FangSong_GB2312" w:cs="FangSong_GB2312"/>
+                <w:rFonts w:ascii="Songti SC" w:hAnsi="Songti SC" w:eastAsia="Songti SC" w:cs="Songti SC"/>
                 <w:b/>
                 <w:sz w:val="18"/>
               </w:rPr>
@@ -596,7 +596,7 @@
             <w:r/>
             <w:r>
               <w:rPr>
-                <w:rFonts w:ascii="FangSong_GB2312" w:hAnsi="FangSong_GB2312" w:eastAsia="FangSong_GB2312" w:cs="FangSong_GB2312"/>
+                <w:rFonts w:ascii="Songti SC" w:hAnsi="Songti SC" w:eastAsia="Songti SC" w:cs="Songti SC"/>
                 <w:b/>
                 <w:sz w:val="18"/>
               </w:rPr>
@@ -623,7 +623,7 @@
             <w:r/>
             <w:r>
               <w:rPr>
-                <w:rFonts w:ascii="FangSong_GB2312" w:hAnsi="FangSong_GB2312" w:eastAsia="FangSong_GB2312" w:cs="FangSong_GB2312"/>
+                <w:rFonts w:ascii="Songti SC" w:hAnsi="Songti SC" w:eastAsia="Songti SC" w:cs="Songti SC"/>
                 <w:b/>
                 <w:sz w:val="18"/>
               </w:rPr>
@@ -650,7 +650,7 @@
             <w:r/>
             <w:r>
               <w:rPr>
-                <w:rFonts w:ascii="FangSong_GB2312" w:hAnsi="FangSong_GB2312" w:eastAsia="FangSong_GB2312" w:cs="FangSong_GB2312"/>
+                <w:rFonts w:ascii="Songti SC" w:hAnsi="Songti SC" w:eastAsia="Songti SC" w:cs="Songti SC"/>
                 <w:b/>
                 <w:sz w:val="18"/>
               </w:rPr>
@@ -678,11 +678,11 @@
             <w:r/>
             <w:r>
               <w:rPr>
-                <w:rFonts w:ascii="FangSong_GB2312" w:hAnsi="FangSong_GB2312" w:eastAsia="FangSong_GB2312" w:cs="FangSong_GB2312"/>
+                <w:rFonts w:ascii="Songti SC" w:hAnsi="Songti SC" w:eastAsia="Songti SC" w:cs="Songti SC"/>
                 <w:b w:val="0"/>
                 <w:sz w:val="18"/>
               </w:rPr>
-              <w:t>v2.3 candidate</w:t>
+              <w:t>v2.5 candidate</w:t>
             </w:r>
           </w:p>
         </w:tc>
@@ -704,11 +704,11 @@
             <w:r/>
             <w:r>
               <w:rPr>
-                <w:rFonts w:ascii="FangSong_GB2312" w:hAnsi="FangSong_GB2312" w:eastAsia="FangSong_GB2312" w:cs="FangSong_GB2312"/>
+                <w:rFonts w:ascii="Songti SC" w:hAnsi="Songti SC" w:eastAsia="Songti SC" w:cs="Songti SC"/>
                 <w:b w:val="0"/>
                 <w:sz w:val="18"/>
               </w:rPr>
-              <w:t>2026-08-27</w:t>
+              <w:t>2026-08-28</w:t>
             </w:r>
           </w:p>
         </w:tc>
@@ -730,7 +730,7 @@
             <w:r/>
             <w:r>
               <w:rPr>
-                <w:rFonts w:ascii="FangSong_GB2312" w:hAnsi="FangSong_GB2312" w:eastAsia="FangSong_GB2312" w:cs="FangSong_GB2312"/>
+                <w:rFonts w:ascii="Songti SC" w:hAnsi="Songti SC" w:eastAsia="Songti SC" w:cs="Songti SC"/>
                 <w:b w:val="0"/>
                 <w:sz w:val="18"/>
               </w:rPr>
@@ -756,7 +756,7 @@
             <w:r/>
             <w:r>
               <w:rPr>
-                <w:rFonts w:ascii="FangSong_GB2312" w:hAnsi="FangSong_GB2312" w:eastAsia="FangSong_GB2312" w:cs="FangSong_GB2312"/>
+                <w:rFonts w:ascii="Songti SC" w:hAnsi="Songti SC" w:eastAsia="Songti SC" w:cs="Songti SC"/>
                 <w:b w:val="0"/>
                 <w:sz w:val="18"/>
               </w:rPr>
@@ -794,7 +794,7 @@
       </w:pPr>
       <w:r>
         <w:rPr>
-          <w:rFonts w:ascii="FangSong_GB2312" w:hAnsi="FangSong_GB2312" w:eastAsia="FangSong_GB2312" w:cs="FangSong_GB2312"/>
+          <w:rFonts w:ascii="Songti SC" w:hAnsi="Songti SC" w:eastAsia="Songti SC" w:cs="Songti SC"/>
           <w:b w:val="0"/>
           <w:sz w:val="22"/>
         </w:rPr>
@@ -811,7 +811,7 @@
       </w:pPr>
       <w:r>
         <w:rPr>
-          <w:rFonts w:ascii="FangSong_GB2312" w:hAnsi="FangSong_GB2312" w:eastAsia="FangSong_GB2312" w:cs="FangSong_GB2312"/>
+          <w:rFonts w:ascii="Songti SC" w:hAnsi="Songti SC" w:eastAsia="Songti SC" w:cs="Songti SC"/>
           <w:b w:val="0"/>
           <w:sz w:val="22"/>
         </w:rPr>
@@ -828,7 +828,7 @@
       </w:pPr>
       <w:r>
         <w:rPr>
-          <w:rFonts w:ascii="FangSong_GB2312" w:hAnsi="FangSong_GB2312" w:eastAsia="FangSong_GB2312" w:cs="FangSong_GB2312"/>
+          <w:rFonts w:ascii="Songti SC" w:hAnsi="Songti SC" w:eastAsia="Songti SC" w:cs="Songti SC"/>
           <w:b w:val="0"/>
           <w:sz w:val="22"/>
         </w:rPr>
@@ -845,7 +845,7 @@
       </w:pPr>
       <w:r>
         <w:rPr>
-          <w:rFonts w:ascii="FangSong_GB2312" w:hAnsi="FangSong_GB2312" w:eastAsia="FangSong_GB2312" w:cs="FangSong_GB2312"/>
+          <w:rFonts w:ascii="Songti SC" w:hAnsi="Songti SC" w:eastAsia="Songti SC" w:cs="Songti SC"/>
           <w:b w:val="0"/>
           <w:sz w:val="22"/>
         </w:rPr>
@@ -862,7 +862,7 @@
       </w:pPr>
       <w:r>
         <w:rPr>
-          <w:rFonts w:ascii="FangSong_GB2312" w:hAnsi="FangSong_GB2312" w:eastAsia="FangSong_GB2312" w:cs="FangSong_GB2312"/>
+          <w:rFonts w:ascii="Songti SC" w:hAnsi="Songti SC" w:eastAsia="Songti SC" w:cs="Songti SC"/>
           <w:b w:val="0"/>
           <w:sz w:val="22"/>
         </w:rPr>
@@ -879,7 +879,7 @@
       </w:pPr>
       <w:r>
         <w:rPr>
-          <w:rFonts w:ascii="FangSong_GB2312" w:hAnsi="FangSong_GB2312" w:eastAsia="FangSong_GB2312" w:cs="FangSong_GB2312"/>
+          <w:rFonts w:ascii="Songti SC" w:hAnsi="Songti SC" w:eastAsia="Songti SC" w:cs="Songti SC"/>
           <w:b w:val="0"/>
           <w:sz w:val="22"/>
         </w:rPr>
@@ -896,7 +896,7 @@
       </w:pPr>
       <w:r>
         <w:rPr>
-          <w:rFonts w:ascii="FangSong_GB2312" w:hAnsi="FangSong_GB2312" w:eastAsia="FangSong_GB2312" w:cs="FangSong_GB2312"/>
+          <w:rFonts w:ascii="Songti SC" w:hAnsi="Songti SC" w:eastAsia="Songti SC" w:cs="Songti SC"/>
           <w:b w:val="0"/>
           <w:sz w:val="22"/>
         </w:rPr>
@@ -922,7 +922,7 @@
       </w:pPr>
       <w:r>
         <w:rPr>
-          <w:rFonts w:ascii="FangSong_GB2312" w:hAnsi="FangSong_GB2312" w:eastAsia="FangSong_GB2312" w:cs="FangSong_GB2312"/>
+          <w:rFonts w:ascii="Songti SC" w:hAnsi="Songti SC" w:eastAsia="Songti SC" w:cs="Songti SC"/>
           <w:b w:val="0"/>
           <w:sz w:val="22"/>
         </w:rPr>
@@ -973,7 +973,7 @@
             <w:r/>
             <w:r>
               <w:rPr>
-                <w:rFonts w:ascii="FangSong_GB2312" w:hAnsi="FangSong_GB2312" w:eastAsia="FangSong_GB2312" w:cs="FangSong_GB2312"/>
+                <w:rFonts w:ascii="Songti SC" w:hAnsi="Songti SC" w:eastAsia="Songti SC" w:cs="Songti SC"/>
                 <w:b/>
                 <w:sz w:val="18"/>
               </w:rPr>
@@ -1000,7 +1000,7 @@
             <w:r/>
             <w:r>
               <w:rPr>
-                <w:rFonts w:ascii="FangSong_GB2312" w:hAnsi="FangSong_GB2312" w:eastAsia="FangSong_GB2312" w:cs="FangSong_GB2312"/>
+                <w:rFonts w:ascii="Songti SC" w:hAnsi="Songti SC" w:eastAsia="Songti SC" w:cs="Songti SC"/>
                 <w:b/>
                 <w:sz w:val="18"/>
               </w:rPr>
@@ -1027,7 +1027,7 @@
             <w:r/>
             <w:r>
               <w:rPr>
-                <w:rFonts w:ascii="FangSong_GB2312" w:hAnsi="FangSong_GB2312" w:eastAsia="FangSong_GB2312" w:cs="FangSong_GB2312"/>
+                <w:rFonts w:ascii="Songti SC" w:hAnsi="Songti SC" w:eastAsia="Songti SC" w:cs="Songti SC"/>
                 <w:b/>
                 <w:sz w:val="18"/>
               </w:rPr>
@@ -1055,7 +1055,247 @@
             <w:r/>
             <w:r>
               <w:rPr>
-                <w:rFonts w:ascii="FangSong_GB2312" w:hAnsi="FangSong_GB2312" w:eastAsia="FangSong_GB2312" w:cs="FangSong_GB2312"/>
+                <w:rFonts w:ascii="Songti SC" w:hAnsi="Songti SC" w:eastAsia="Songti SC" w:cs="Songti SC"/>
+                <w:b w:val="0"/>
+                <w:sz w:val="18"/>
+              </w:rPr>
+              <w:t>GB/T 11457-2006</w:t>
+            </w:r>
+          </w:p>
+        </w:tc>
+        <w:tc>
+          <w:tcPr>
+            <w:tcW w:type="dxa" w:w="3610"/>
+            <w:vAlign w:val="center"/>
+            <w:tcMar>
+              <w:top w:w="80" w:type="dxa"/>
+              <w:start w:w="120" w:type="dxa"/>
+              <w:bottom w:w="80" w:type="dxa"/>
+              <w:end w:w="120" w:type="dxa"/>
+            </w:tcMar>
+          </w:tcPr>
+          <w:p>
+            <w:pPr>
+              <w:spacing w:after="0"/>
+            </w:pPr>
+            <w:r/>
+            <w:r>
+              <w:rPr>
+                <w:rFonts w:ascii="Songti SC" w:hAnsi="Songti SC" w:eastAsia="Songti SC" w:cs="Songti SC"/>
+                <w:b w:val="0"/>
+                <w:sz w:val="18"/>
+              </w:rPr>
+              <w:t>软件工程术语</w:t>
+            </w:r>
+          </w:p>
+        </w:tc>
+        <w:tc>
+          <w:tcPr>
+            <w:tcW w:type="dxa" w:w="3610"/>
+            <w:vAlign w:val="center"/>
+            <w:tcMar>
+              <w:top w:w="80" w:type="dxa"/>
+              <w:start w:w="120" w:type="dxa"/>
+              <w:bottom w:w="80" w:type="dxa"/>
+              <w:end w:w="120" w:type="dxa"/>
+            </w:tcMar>
+          </w:tcPr>
+          <w:p>
+            <w:pPr>
+              <w:spacing w:after="0"/>
+            </w:pPr>
+            <w:r/>
+            <w:r>
+              <w:rPr>
+                <w:rFonts w:ascii="Songti SC" w:hAnsi="Songti SC" w:eastAsia="Songti SC" w:cs="Songti SC"/>
+                <w:b w:val="0"/>
+                <w:sz w:val="18"/>
+              </w:rPr>
+              <w:t>国家标准全文公开系统原始 PDF；受控性待审核</w:t>
+            </w:r>
+          </w:p>
+        </w:tc>
+      </w:tr>
+      <w:tr>
+        <w:tc>
+          <w:tcPr>
+            <w:tcW w:type="dxa" w:w="1805"/>
+            <w:vAlign w:val="center"/>
+            <w:tcMar>
+              <w:top w:w="80" w:type="dxa"/>
+              <w:start w:w="120" w:type="dxa"/>
+              <w:bottom w:w="80" w:type="dxa"/>
+              <w:end w:w="120" w:type="dxa"/>
+            </w:tcMar>
+          </w:tcPr>
+          <w:p>
+            <w:pPr>
+              <w:spacing w:after="0"/>
+            </w:pPr>
+            <w:r/>
+            <w:r>
+              <w:rPr>
+                <w:rFonts w:ascii="Songti SC" w:hAnsi="Songti SC" w:eastAsia="Songti SC" w:cs="Songti SC"/>
+                <w:b w:val="0"/>
+                <w:sz w:val="18"/>
+              </w:rPr>
+              <w:t>GJB 2786A-2009</w:t>
+            </w:r>
+          </w:p>
+        </w:tc>
+        <w:tc>
+          <w:tcPr>
+            <w:tcW w:type="dxa" w:w="3610"/>
+            <w:vAlign w:val="center"/>
+            <w:tcMar>
+              <w:top w:w="80" w:type="dxa"/>
+              <w:start w:w="120" w:type="dxa"/>
+              <w:bottom w:w="80" w:type="dxa"/>
+              <w:end w:w="120" w:type="dxa"/>
+            </w:tcMar>
+          </w:tcPr>
+          <w:p>
+            <w:pPr>
+              <w:spacing w:after="0"/>
+            </w:pPr>
+            <w:r/>
+            <w:r>
+              <w:rPr>
+                <w:rFonts w:ascii="Songti SC" w:hAnsi="Songti SC" w:eastAsia="Songti SC" w:cs="Songti SC"/>
+                <w:b w:val="0"/>
+                <w:sz w:val="18"/>
+              </w:rPr>
+              <w:t>军用软件开发通用要求</w:t>
+            </w:r>
+          </w:p>
+        </w:tc>
+        <w:tc>
+          <w:tcPr>
+            <w:tcW w:type="dxa" w:w="3610"/>
+            <w:vAlign w:val="center"/>
+            <w:tcMar>
+              <w:top w:w="80" w:type="dxa"/>
+              <w:start w:w="120" w:type="dxa"/>
+              <w:bottom w:w="80" w:type="dxa"/>
+              <w:end w:w="120" w:type="dxa"/>
+            </w:tcMar>
+          </w:tcPr>
+          <w:p>
+            <w:pPr>
+              <w:spacing w:after="0"/>
+            </w:pPr>
+            <w:r/>
+            <w:r>
+              <w:rPr>
+                <w:rFonts w:ascii="Songti SC" w:hAnsi="Songti SC" w:eastAsia="Songti SC" w:cs="Songti SC"/>
+                <w:b w:val="0"/>
+                <w:sz w:val="18"/>
+              </w:rPr>
+              <w:t>仓库完整重建件及用户副本交叉核对；受控性待审核</w:t>
+            </w:r>
+          </w:p>
+        </w:tc>
+      </w:tr>
+      <w:tr>
+        <w:tc>
+          <w:tcPr>
+            <w:tcW w:type="dxa" w:w="1805"/>
+            <w:vAlign w:val="center"/>
+            <w:tcMar>
+              <w:top w:w="80" w:type="dxa"/>
+              <w:start w:w="120" w:type="dxa"/>
+              <w:bottom w:w="80" w:type="dxa"/>
+              <w:end w:w="120" w:type="dxa"/>
+            </w:tcMar>
+          </w:tcPr>
+          <w:p>
+            <w:pPr>
+              <w:spacing w:after="0"/>
+            </w:pPr>
+            <w:r/>
+            <w:r>
+              <w:rPr>
+                <w:rFonts w:ascii="Songti SC" w:hAnsi="Songti SC" w:eastAsia="Songti SC" w:cs="Songti SC"/>
+                <w:b w:val="0"/>
+                <w:sz w:val="18"/>
+              </w:rPr>
+              <w:t>GJB 5235-2004</w:t>
+            </w:r>
+          </w:p>
+        </w:tc>
+        <w:tc>
+          <w:tcPr>
+            <w:tcW w:type="dxa" w:w="3610"/>
+            <w:vAlign w:val="center"/>
+            <w:tcMar>
+              <w:top w:w="80" w:type="dxa"/>
+              <w:start w:w="120" w:type="dxa"/>
+              <w:bottom w:w="80" w:type="dxa"/>
+              <w:end w:w="120" w:type="dxa"/>
+            </w:tcMar>
+          </w:tcPr>
+          <w:p>
+            <w:pPr>
+              <w:spacing w:after="0"/>
+            </w:pPr>
+            <w:r/>
+            <w:r>
+              <w:rPr>
+                <w:rFonts w:ascii="Songti SC" w:hAnsi="Songti SC" w:eastAsia="Songti SC" w:cs="Songti SC"/>
+                <w:b w:val="0"/>
+                <w:sz w:val="18"/>
+              </w:rPr>
+              <w:t>军用软件配置管理</w:t>
+            </w:r>
+          </w:p>
+        </w:tc>
+        <w:tc>
+          <w:tcPr>
+            <w:tcW w:type="dxa" w:w="3610"/>
+            <w:vAlign w:val="center"/>
+            <w:tcMar>
+              <w:top w:w="80" w:type="dxa"/>
+              <w:start w:w="120" w:type="dxa"/>
+              <w:bottom w:w="80" w:type="dxa"/>
+              <w:end w:w="120" w:type="dxa"/>
+            </w:tcMar>
+          </w:tcPr>
+          <w:p>
+            <w:pPr>
+              <w:spacing w:after="0"/>
+            </w:pPr>
+            <w:r/>
+            <w:r>
+              <w:rPr>
+                <w:rFonts w:ascii="Songti SC" w:hAnsi="Songti SC" w:eastAsia="Songti SC" w:cs="Songti SC"/>
+                <w:b w:val="0"/>
+                <w:sz w:val="18"/>
+              </w:rPr>
+              <w:t>仓库完整重建件及用户副本交叉核对；受控性待审核</w:t>
+            </w:r>
+          </w:p>
+        </w:tc>
+      </w:tr>
+      <w:tr>
+        <w:tc>
+          <w:tcPr>
+            <w:tcW w:type="dxa" w:w="1805"/>
+            <w:vAlign w:val="center"/>
+            <w:tcMar>
+              <w:top w:w="80" w:type="dxa"/>
+              <w:start w:w="120" w:type="dxa"/>
+              <w:bottom w:w="80" w:type="dxa"/>
+              <w:end w:w="120" w:type="dxa"/>
+            </w:tcMar>
+          </w:tcPr>
+          <w:p>
+            <w:pPr>
+              <w:spacing w:after="0"/>
+            </w:pPr>
+            <w:r/>
+            <w:r>
+              <w:rPr>
+                <w:rFonts w:ascii="Songti SC" w:hAnsi="Songti SC" w:eastAsia="Songti SC" w:cs="Songti SC"/>
                 <w:b w:val="0"/>
                 <w:sz w:val="18"/>
               </w:rPr>
@@ -1081,7 +1321,7 @@
             <w:r/>
             <w:r>
               <w:rPr>
-                <w:rFonts w:ascii="FangSong_GB2312" w:hAnsi="FangSong_GB2312" w:eastAsia="FangSong_GB2312" w:cs="FangSong_GB2312"/>
+                <w:rFonts w:ascii="Songti SC" w:hAnsi="Songti SC" w:eastAsia="Songti SC" w:cs="Songti SC"/>
                 <w:b w:val="0"/>
                 <w:sz w:val="18"/>
               </w:rPr>
@@ -1107,7 +1347,7 @@
             <w:r/>
             <w:r>
               <w:rPr>
-                <w:rFonts w:ascii="FangSong_GB2312" w:hAnsi="FangSong_GB2312" w:eastAsia="FangSong_GB2312" w:cs="FangSong_GB2312"/>
+                <w:rFonts w:ascii="Songti SC" w:hAnsi="Songti SC" w:eastAsia="Songti SC" w:cs="Songti SC"/>
                 <w:b w:val="0"/>
                 <w:sz w:val="18"/>
               </w:rPr>
@@ -1135,7 +1375,7 @@
             <w:r/>
             <w:r>
               <w:rPr>
-                <w:rFonts w:ascii="FangSong_GB2312" w:hAnsi="FangSong_GB2312" w:eastAsia="FangSong_GB2312" w:cs="FangSong_GB2312"/>
+                <w:rFonts w:ascii="Songti SC" w:hAnsi="Songti SC" w:eastAsia="Songti SC" w:cs="Songti SC"/>
                 <w:b w:val="0"/>
                 <w:sz w:val="18"/>
               </w:rPr>
@@ -1161,7 +1401,7 @@
             <w:r/>
             <w:r>
               <w:rPr>
-                <w:rFonts w:ascii="FangSong_GB2312" w:hAnsi="FangSong_GB2312" w:eastAsia="FangSong_GB2312" w:cs="FangSong_GB2312"/>
+                <w:rFonts w:ascii="Songti SC" w:hAnsi="Songti SC" w:eastAsia="Songti SC" w:cs="Songti SC"/>
                 <w:b w:val="0"/>
                 <w:sz w:val="18"/>
               </w:rPr>
@@ -1187,7 +1427,7 @@
             <w:r/>
             <w:r>
               <w:rPr>
-                <w:rFonts w:ascii="FangSong_GB2312" w:hAnsi="FangSong_GB2312" w:eastAsia="FangSong_GB2312" w:cs="FangSong_GB2312"/>
+                <w:rFonts w:ascii="Songti SC" w:hAnsi="Songti SC" w:eastAsia="Songti SC" w:cs="Songti SC"/>
                 <w:b w:val="0"/>
                 <w:sz w:val="18"/>
               </w:rPr>
@@ -1215,7 +1455,7 @@
             <w:r/>
             <w:r>
               <w:rPr>
-                <w:rFonts w:ascii="FangSong_GB2312" w:hAnsi="FangSong_GB2312" w:eastAsia="FangSong_GB2312" w:cs="FangSong_GB2312"/>
+                <w:rFonts w:ascii="Songti SC" w:hAnsi="Songti SC" w:eastAsia="Songti SC" w:cs="Songti SC"/>
                 <w:b w:val="0"/>
                 <w:sz w:val="18"/>
               </w:rPr>
@@ -1241,7 +1481,7 @@
             <w:r/>
             <w:r>
               <w:rPr>
-                <w:rFonts w:ascii="FangSong_GB2312" w:hAnsi="FangSong_GB2312" w:eastAsia="FangSong_GB2312" w:cs="FangSong_GB2312"/>
+                <w:rFonts w:ascii="Songti SC" w:hAnsi="Songti SC" w:eastAsia="Songti SC" w:cs="Songti SC"/>
                 <w:b w:val="0"/>
                 <w:sz w:val="18"/>
               </w:rPr>
@@ -1267,7 +1507,7 @@
             <w:r/>
             <w:r>
               <w:rPr>
-                <w:rFonts w:ascii="FangSong_GB2312" w:hAnsi="FangSong_GB2312" w:eastAsia="FangSong_GB2312" w:cs="FangSong_GB2312"/>
+                <w:rFonts w:ascii="Songti SC" w:hAnsi="Songti SC" w:eastAsia="Songti SC" w:cs="Songti SC"/>
                 <w:b w:val="0"/>
                 <w:sz w:val="18"/>
               </w:rPr>
@@ -1295,7 +1535,7 @@
             <w:r/>
             <w:r>
               <w:rPr>
-                <w:rFonts w:ascii="FangSong_GB2312" w:hAnsi="FangSong_GB2312" w:eastAsia="FangSong_GB2312" w:cs="FangSong_GB2312"/>
+                <w:rFonts w:ascii="Songti SC" w:hAnsi="Songti SC" w:eastAsia="Songti SC" w:cs="Songti SC"/>
                 <w:b w:val="0"/>
                 <w:sz w:val="18"/>
               </w:rPr>
@@ -1321,7 +1561,7 @@
             <w:r/>
             <w:r>
               <w:rPr>
-                <w:rFonts w:ascii="FangSong_GB2312" w:hAnsi="FangSong_GB2312" w:eastAsia="FangSong_GB2312" w:cs="FangSong_GB2312"/>
+                <w:rFonts w:ascii="Songti SC" w:hAnsi="Songti SC" w:eastAsia="Songti SC" w:cs="Songti SC"/>
                 <w:b w:val="0"/>
                 <w:sz w:val="18"/>
               </w:rPr>
@@ -1347,7 +1587,7 @@
             <w:r/>
             <w:r>
               <w:rPr>
-                <w:rFonts w:ascii="FangSong_GB2312" w:hAnsi="FangSong_GB2312" w:eastAsia="FangSong_GB2312" w:cs="FangSong_GB2312"/>
+                <w:rFonts w:ascii="Songti SC" w:hAnsi="Songti SC" w:eastAsia="Songti SC" w:cs="Songti SC"/>
                 <w:b w:val="0"/>
                 <w:sz w:val="18"/>
               </w:rPr>
@@ -1375,7 +1615,87 @@
             <w:r/>
             <w:r>
               <w:rPr>
-                <w:rFonts w:ascii="FangSong_GB2312" w:hAnsi="FangSong_GB2312" w:eastAsia="FangSong_GB2312" w:cs="FangSong_GB2312"/>
+                <w:rFonts w:ascii="Songti SC" w:hAnsi="Songti SC" w:eastAsia="Songti SC" w:cs="Songti SC"/>
+                <w:b w:val="0"/>
+                <w:sz w:val="18"/>
+              </w:rPr>
+              <w:t>GB/T 8566-2022</w:t>
+            </w:r>
+          </w:p>
+        </w:tc>
+        <w:tc>
+          <w:tcPr>
+            <w:tcW w:type="dxa" w:w="3610"/>
+            <w:vAlign w:val="center"/>
+            <w:tcMar>
+              <w:top w:w="80" w:type="dxa"/>
+              <w:start w:w="120" w:type="dxa"/>
+              <w:bottom w:w="80" w:type="dxa"/>
+              <w:end w:w="120" w:type="dxa"/>
+            </w:tcMar>
+          </w:tcPr>
+          <w:p>
+            <w:pPr>
+              <w:spacing w:after="0"/>
+            </w:pPr>
+            <w:r/>
+            <w:r>
+              <w:rPr>
+                <w:rFonts w:ascii="Songti SC" w:hAnsi="Songti SC" w:eastAsia="Songti SC" w:cs="Songti SC"/>
+                <w:b w:val="0"/>
+                <w:sz w:val="18"/>
+              </w:rPr>
+              <w:t>系统与软件工程 软件生存周期过程</w:t>
+            </w:r>
+          </w:p>
+        </w:tc>
+        <w:tc>
+          <w:tcPr>
+            <w:tcW w:type="dxa" w:w="3610"/>
+            <w:vAlign w:val="center"/>
+            <w:tcMar>
+              <w:top w:w="80" w:type="dxa"/>
+              <w:start w:w="120" w:type="dxa"/>
+              <w:bottom w:w="80" w:type="dxa"/>
+              <w:end w:w="120" w:type="dxa"/>
+            </w:tcMar>
+          </w:tcPr>
+          <w:p>
+            <w:pPr>
+              <w:spacing w:after="0"/>
+            </w:pPr>
+            <w:r/>
+            <w:r>
+              <w:rPr>
+                <w:rFonts w:ascii="Songti SC" w:hAnsi="Songti SC" w:eastAsia="Songti SC" w:cs="Songti SC"/>
+                <w:b w:val="0"/>
+                <w:sz w:val="18"/>
+              </w:rPr>
+              <w:t>用户已定位原文；仓库尚未同步、哈希和版本复核</w:t>
+            </w:r>
+          </w:p>
+        </w:tc>
+      </w:tr>
+      <w:tr>
+        <w:tc>
+          <w:tcPr>
+            <w:tcW w:type="dxa" w:w="1805"/>
+            <w:vAlign w:val="center"/>
+            <w:tcMar>
+              <w:top w:w="80" w:type="dxa"/>
+              <w:start w:w="120" w:type="dxa"/>
+              <w:bottom w:w="80" w:type="dxa"/>
+              <w:end w:w="120" w:type="dxa"/>
+            </w:tcMar>
+          </w:tcPr>
+          <w:p>
+            <w:pPr>
+              <w:spacing w:after="0"/>
+            </w:pPr>
+            <w:r/>
+            <w:r>
+              <w:rPr>
+                <w:rFonts w:ascii="Songti SC" w:hAnsi="Songti SC" w:eastAsia="Songti SC" w:cs="Songti SC"/>
                 <w:b w:val="0"/>
                 <w:sz w:val="18"/>
               </w:rPr>
@@ -1401,7 +1721,7 @@
             <w:r/>
             <w:r>
               <w:rPr>
-                <w:rFonts w:ascii="FangSong_GB2312" w:hAnsi="FangSong_GB2312" w:eastAsia="FangSong_GB2312" w:cs="FangSong_GB2312"/>
+                <w:rFonts w:ascii="Songti SC" w:hAnsi="Songti SC" w:eastAsia="Songti SC" w:cs="Songti SC"/>
                 <w:b w:val="0"/>
                 <w:sz w:val="18"/>
               </w:rPr>
@@ -1427,11 +1747,11 @@
             <w:r/>
             <w:r>
               <w:rPr>
-                <w:rFonts w:ascii="FangSong_GB2312" w:hAnsi="FangSong_GB2312" w:eastAsia="FangSong_GB2312" w:cs="FangSong_GB2312"/>
+                <w:rFonts w:ascii="Songti SC" w:hAnsi="Songti SC" w:eastAsia="Songti SC" w:cs="Songti SC"/>
                 <w:b w:val="0"/>
                 <w:sz w:val="18"/>
               </w:rPr>
-              <w:t>v2.3 candidate</w:t>
+              <w:t>v2.5 candidate</w:t>
             </w:r>
           </w:p>
         </w:tc>
@@ -1456,11 +1776,11 @@
       </w:pPr>
       <w:r>
         <w:rPr>
-          <w:rFonts w:ascii="FangSong_GB2312" w:hAnsi="FangSong_GB2312" w:eastAsia="FangSong_GB2312" w:cs="FangSong_GB2312"/>
+          <w:rFonts w:ascii="Songti SC" w:hAnsi="Songti SC" w:eastAsia="Songti SC" w:cs="Songti SC"/>
           <w:b w:val="0"/>
           <w:sz w:val="22"/>
         </w:rPr>
-        <w:t>未执行。原因：精确板卡制造商/型号/修订、原理图、官方管脚表或 Master XDC、USB-UART 连接、晶振/复位电路、Bank VCCO/IOSTANDARD 和测试仪器未提供。因此物理管脚、电气约束、码流和实物确认测试均为阻塞，不得由 Agent 填入典型值代替。</w:t>
+        <w:t>未执行。原因：AMD UG887 v1.6 与已入库的 Xilinx XTP213 Rev 1.0 原理图/官方 Master XDC 已交叉确认 VC709、XC7VX690T-2FFG1761C、200 MHz SYSCLK、CP2103 UART、CPU_RESET、管脚和 I/O 标准候选事实。本轮未生成 bitstream，也没有实物板卡修订确认、仪器或批准的确认规程，因此板测、批准、发布和交付仍为阻塞。</w:t>
       </w:r>
     </w:p>
     <w:p>
@@ -1510,7 +1830,7 @@
             <w:r/>
             <w:r>
               <w:rPr>
-                <w:rFonts w:ascii="FangSong_GB2312" w:hAnsi="FangSong_GB2312" w:eastAsia="FangSong_GB2312" w:cs="FangSong_GB2312"/>
+                <w:rFonts w:ascii="Songti SC" w:hAnsi="Songti SC" w:eastAsia="Songti SC" w:cs="Songti SC"/>
                 <w:b/>
                 <w:sz w:val="18"/>
               </w:rPr>
@@ -1537,7 +1857,7 @@
             <w:r/>
             <w:r>
               <w:rPr>
-                <w:rFonts w:ascii="FangSong_GB2312" w:hAnsi="FangSong_GB2312" w:eastAsia="FangSong_GB2312" w:cs="FangSong_GB2312"/>
+                <w:rFonts w:ascii="Songti SC" w:hAnsi="Songti SC" w:eastAsia="Songti SC" w:cs="Songti SC"/>
                 <w:b/>
                 <w:sz w:val="18"/>
               </w:rPr>
@@ -1564,7 +1884,7 @@
             <w:r/>
             <w:r>
               <w:rPr>
-                <w:rFonts w:ascii="FangSong_GB2312" w:hAnsi="FangSong_GB2312" w:eastAsia="FangSong_GB2312" w:cs="FangSong_GB2312"/>
+                <w:rFonts w:ascii="Songti SC" w:hAnsi="Songti SC" w:eastAsia="Songti SC" w:cs="Songti SC"/>
                 <w:b/>
                 <w:sz w:val="18"/>
               </w:rPr>
@@ -1591,7 +1911,7 @@
             <w:r/>
             <w:r>
               <w:rPr>
-                <w:rFonts w:ascii="FangSong_GB2312" w:hAnsi="FangSong_GB2312" w:eastAsia="FangSong_GB2312" w:cs="FangSong_GB2312"/>
+                <w:rFonts w:ascii="Songti SC" w:hAnsi="Songti SC" w:eastAsia="Songti SC" w:cs="Songti SC"/>
                 <w:b/>
                 <w:sz w:val="18"/>
               </w:rPr>
@@ -1618,7 +1938,7 @@
             <w:r/>
             <w:r>
               <w:rPr>
-                <w:rFonts w:ascii="FangSong_GB2312" w:hAnsi="FangSong_GB2312" w:eastAsia="FangSong_GB2312" w:cs="FangSong_GB2312"/>
+                <w:rFonts w:ascii="Songti SC" w:hAnsi="Songti SC" w:eastAsia="Songti SC" w:cs="Songti SC"/>
                 <w:b/>
                 <w:sz w:val="18"/>
               </w:rPr>
@@ -1645,7 +1965,7 @@
             <w:r/>
             <w:r>
               <w:rPr>
-                <w:rFonts w:ascii="FangSong_GB2312" w:hAnsi="FangSong_GB2312" w:eastAsia="FangSong_GB2312" w:cs="FangSong_GB2312"/>
+                <w:rFonts w:ascii="Songti SC" w:hAnsi="Songti SC" w:eastAsia="Songti SC" w:cs="Songti SC"/>
                 <w:b/>
                 <w:sz w:val="18"/>
               </w:rPr>
@@ -1673,7 +1993,7 @@
             <w:r/>
             <w:r>
               <w:rPr>
-                <w:rFonts w:ascii="FangSong_GB2312" w:hAnsi="FangSong_GB2312" w:eastAsia="FangSong_GB2312" w:cs="FangSong_GB2312"/>
+                <w:rFonts w:ascii="Songti SC" w:hAnsi="Songti SC" w:eastAsia="Songti SC" w:cs="Songti SC"/>
                 <w:b w:val="0"/>
                 <w:sz w:val="18"/>
               </w:rPr>
@@ -1699,7 +2019,7 @@
             <w:r/>
             <w:r>
               <w:rPr>
-                <w:rFonts w:ascii="FangSong_GB2312" w:hAnsi="FangSong_GB2312" w:eastAsia="FangSong_GB2312" w:cs="FangSong_GB2312"/>
+                <w:rFonts w:ascii="Songti SC" w:hAnsi="Songti SC" w:eastAsia="Songti SC" w:cs="Songti SC"/>
                 <w:b w:val="0"/>
                 <w:sz w:val="18"/>
               </w:rPr>
@@ -1725,7 +2045,7 @@
             <w:r/>
             <w:r>
               <w:rPr>
-                <w:rFonts w:ascii="FangSong_GB2312" w:hAnsi="FangSong_GB2312" w:eastAsia="FangSong_GB2312" w:cs="FangSong_GB2312"/>
+                <w:rFonts w:ascii="Songti SC" w:hAnsi="Songti SC" w:eastAsia="Songti SC" w:cs="Songti SC"/>
                 <w:b w:val="0"/>
                 <w:sz w:val="18"/>
               </w:rPr>
@@ -1751,7 +2071,7 @@
             <w:r/>
             <w:r>
               <w:rPr>
-                <w:rFonts w:ascii="FangSong_GB2312" w:hAnsi="FangSong_GB2312" w:eastAsia="FangSong_GB2312" w:cs="FangSong_GB2312"/>
+                <w:rFonts w:ascii="Songti SC" w:hAnsi="Songti SC" w:eastAsia="Songti SC" w:cs="Songti SC"/>
                 <w:b w:val="0"/>
                 <w:sz w:val="18"/>
               </w:rPr>
@@ -1777,7 +2097,7 @@
             <w:r/>
             <w:r>
               <w:rPr>
-                <w:rFonts w:ascii="FangSong_GB2312" w:hAnsi="FangSong_GB2312" w:eastAsia="FangSong_GB2312" w:cs="FangSong_GB2312"/>
+                <w:rFonts w:ascii="Songti SC" w:hAnsi="Songti SC" w:eastAsia="Songti SC" w:cs="Songti SC"/>
                 <w:b w:val="0"/>
                 <w:sz w:val="18"/>
               </w:rPr>
@@ -1803,7 +2123,7 @@
             <w:r/>
             <w:r>
               <w:rPr>
-                <w:rFonts w:ascii="FangSong_GB2312" w:hAnsi="FangSong_GB2312" w:eastAsia="FangSong_GB2312" w:cs="FangSong_GB2312"/>
+                <w:rFonts w:ascii="Songti SC" w:hAnsi="Songti SC" w:eastAsia="Songti SC" w:cs="Songti SC"/>
                 <w:b w:val="0"/>
                 <w:sz w:val="18"/>
               </w:rPr>
@@ -1824,11 +2144,11 @@
       </w:pPr>
       <w:r>
         <w:rPr>
-          <w:rFonts w:ascii="FangSong_GB2312" w:hAnsi="FangSong_GB2312" w:eastAsia="FangSong_GB2312" w:cs="FangSong_GB2312"/>
+          <w:rFonts w:ascii="Songti SC" w:hAnsi="Songti SC" w:eastAsia="Songti SC" w:cs="Songti SC"/>
           <w:b w:val="0"/>
           <w:sz w:val="22"/>
         </w:rPr>
-        <w:t>没有测试环境、原始数据、仪器记录、问题单或回归结果可报告。</w:t>
+        <w:t>没有实物测试环境、原始板测数据、仪器记录、问题单或回归结果可报告。</w:t>
       </w:r>
     </w:p>
     <w:p>
@@ -1845,11 +2165,11 @@
       </w:pPr>
       <w:r>
         <w:rPr>
-          <w:rFonts w:ascii="FangSong_GB2312" w:hAnsi="FangSong_GB2312" w:eastAsia="FangSong_GB2312" w:cs="FangSong_GB2312"/>
+          <w:rFonts w:ascii="Songti SC" w:hAnsi="Songti SC" w:eastAsia="Songti SC" w:cs="Songti SC"/>
           <w:b w:val="0"/>
           <w:sz w:val="22"/>
         </w:rPr>
-        <w:t>不具备全面评估、板级可用性、确认通过或交付的证据。建议先关闭 part/profile 与板级输入，再批准 PLDSVTP/VTD 并执行。</w:t>
+        <w:t>不具备全面评估、板级可用性、确认通过或交付的证据。精确 part/profile、预码流实现和 XTP213/Master XDC 交叉核对已完成候选验证；下一步应取得实物板卡修订确认、仪器和已批 bitstream，再批准 PLDSVTP/VTD 并执行。</w:t>
       </w:r>
     </w:p>
     <w:p>
@@ -1866,7 +2186,7 @@
       </w:pPr>
       <w:r>
         <w:rPr>
-          <w:rFonts w:ascii="FangSong_GB2312" w:hAnsi="FangSong_GB2312" w:eastAsia="FangSong_GB2312" w:cs="FangSong_GB2312"/>
+          <w:rFonts w:ascii="Songti SC" w:hAnsi="Songti SC" w:eastAsia="Songti SC" w:cs="Songti SC"/>
           <w:b w:val="0"/>
           <w:sz w:val="22"/>
         </w:rPr>
@@ -1887,7 +2207,7 @@
       </w:pPr>
       <w:r>
         <w:rPr>
-          <w:rFonts w:ascii="FangSong_GB2312" w:hAnsi="FangSong_GB2312" w:eastAsia="FangSong_GB2312" w:cs="FangSong_GB2312"/>
+          <w:rFonts w:ascii="Songti SC" w:hAnsi="Songti SC" w:eastAsia="Songti SC" w:cs="Songti SC"/>
           <w:b w:val="0"/>
           <w:sz w:val="22"/>
         </w:rPr>
@@ -1908,7 +2228,7 @@
       </w:pPr>
       <w:r>
         <w:rPr>
-          <w:rFonts w:ascii="FangSong_GB2312" w:hAnsi="FangSong_GB2312" w:eastAsia="FangSong_GB2312" w:cs="FangSong_GB2312"/>
+          <w:rFonts w:ascii="Songti SC" w:hAnsi="Songti SC" w:eastAsia="Songti SC" w:cs="Songti SC"/>
           <w:b w:val="0"/>
           <w:sz w:val="22"/>
         </w:rPr>
@@ -1936,7 +2256,7 @@
     </w:pPr>
     <w:r>
       <w:rPr>
-        <w:rFonts w:ascii="FangSong_GB2312" w:hAnsi="FangSong_GB2312" w:eastAsia="FangSong_GB2312" w:cs="FangSong_GB2312"/>
+        <w:rFonts w:ascii="Songti SC" w:hAnsi="Songti SC" w:eastAsia="Songti SC" w:cs="Songti SC"/>
         <w:color w:val="666666"/>
         <w:sz w:val="18"/>
       </w:rPr>
@@ -1947,7 +2267,7 @@
     </w:r>
     <w:r>
       <w:rPr>
-        <w:rFonts w:ascii="FangSong_GB2312" w:hAnsi="FangSong_GB2312" w:eastAsia="FangSong_GB2312" w:cs="FangSong_GB2312"/>
+        <w:rFonts w:ascii="Songti SC" w:hAnsi="Songti SC" w:eastAsia="Songti SC" w:cs="Songti SC"/>
         <w:color w:val="666666"/>
         <w:sz w:val="18"/>
       </w:rPr>
@@ -1966,7 +2286,7 @@
     </w:pPr>
     <w:r>
       <w:rPr>
-        <w:rFonts w:ascii="FangSong_GB2312" w:hAnsi="FangSong_GB2312" w:eastAsia="FangSong_GB2312" w:cs="FangSong_GB2312"/>
+        <w:rFonts w:ascii="Songti SC" w:hAnsi="Songti SC" w:eastAsia="Songti SC" w:cs="Songti SC"/>
         <w:color w:val="666666"/>
         <w:sz w:val="17"/>
       </w:rPr>
@@ -2381,7 +2701,7 @@
       <w:spacing w:before="0" w:after="120" w:line="300" w:lineRule="auto"/>
     </w:pPr>
     <w:rPr>
-      <w:rFonts w:ascii="FangSong_GB2312" w:hAnsi="FangSong_GB2312" w:eastAsia="FangSong_GB2312" w:cs="FangSong_GB2312"/>
+      <w:rFonts w:ascii="Songti SC" w:hAnsi="Songti SC" w:eastAsia="Songti SC" w:cs="Songti SC"/>
       <w:sz w:val="22"/>
     </w:rPr>
   </w:style>
@@ -2444,7 +2764,7 @@
       <w:outlineLvl w:val="0"/>
     </w:pPr>
     <w:rPr>
-      <w:rFonts w:asciiTheme="majorHAnsi" w:eastAsiaTheme="majorEastAsia" w:hAnsiTheme="majorHAnsi" w:cstheme="majorBidi" w:ascii="FangSong_GB2312" w:hAnsi="FangSong_GB2312" w:eastAsia="FangSong_GB2312" w:cs="FangSong_GB2312"/>
+      <w:rFonts w:asciiTheme="majorHAnsi" w:eastAsiaTheme="majorEastAsia" w:hAnsiTheme="majorHAnsi" w:cstheme="majorBidi" w:ascii="Songti SC" w:hAnsi="Songti SC" w:eastAsia="Songti SC" w:cs="Songti SC"/>
       <w:b/>
       <w:bCs/>
       <w:color w:val="2E74B5"/>
@@ -2468,7 +2788,7 @@
       <w:outlineLvl w:val="1"/>
     </w:pPr>
     <w:rPr>
-      <w:rFonts w:asciiTheme="majorHAnsi" w:eastAsiaTheme="majorEastAsia" w:hAnsiTheme="majorHAnsi" w:cstheme="majorBidi" w:ascii="FangSong_GB2312" w:hAnsi="FangSong_GB2312" w:eastAsia="FangSong_GB2312" w:cs="FangSong_GB2312"/>
+      <w:rFonts w:asciiTheme="majorHAnsi" w:eastAsiaTheme="majorEastAsia" w:hAnsiTheme="majorHAnsi" w:cstheme="majorBidi" w:ascii="Songti SC" w:hAnsi="Songti SC" w:eastAsia="Songti SC" w:cs="Songti SC"/>
       <w:b/>
       <w:bCs/>
       <w:color w:val="2E74B5"/>
@@ -2492,7 +2812,7 @@
       <w:outlineLvl w:val="2"/>
     </w:pPr>
     <w:rPr>
-      <w:rFonts w:asciiTheme="majorHAnsi" w:eastAsiaTheme="majorEastAsia" w:hAnsiTheme="majorHAnsi" w:cstheme="majorBidi" w:ascii="FangSong_GB2312" w:hAnsi="FangSong_GB2312" w:eastAsia="FangSong_GB2312" w:cs="FangSong_GB2312"/>
+      <w:rFonts w:asciiTheme="majorHAnsi" w:eastAsiaTheme="majorEastAsia" w:hAnsiTheme="majorHAnsi" w:cstheme="majorBidi" w:ascii="Songti SC" w:hAnsi="Songti SC" w:eastAsia="Songti SC" w:cs="Songti SC"/>
       <w:b/>
       <w:bCs/>
       <w:color w:val="1F4D78"/>
@@ -2736,7 +3056,7 @@
       <w:jc w:val="center"/>
     </w:pPr>
     <w:rPr>
-      <w:rFonts w:asciiTheme="majorHAnsi" w:eastAsiaTheme="majorEastAsia" w:hAnsiTheme="majorHAnsi" w:cstheme="majorBidi" w:ascii="FangSong_GB2312" w:hAnsi="FangSong_GB2312" w:eastAsia="FangSong_GB2312" w:cs="FangSong_GB2312"/>
+      <w:rFonts w:asciiTheme="majorHAnsi" w:eastAsiaTheme="majorEastAsia" w:hAnsiTheme="majorHAnsi" w:cstheme="majorBidi" w:ascii="Songti SC" w:hAnsi="Songti SC" w:eastAsia="Songti SC" w:cs="Songti SC"/>
       <w:b w:val="0"/>
       <w:color w:val="000000"/>
       <w:spacing w:val="5"/>
@@ -2920,7 +3240,7 @@
       <w:contextualSpacing/>
     </w:pPr>
     <w:rPr>
-      <w:rFonts w:ascii="FangSong_GB2312" w:hAnsi="FangSong_GB2312" w:eastAsia="FangSong_GB2312" w:cs="FangSong_GB2312"/>
+      <w:rFonts w:ascii="Songti SC" w:hAnsi="Songti SC" w:eastAsia="Songti SC" w:cs="Songti SC"/>
       <w:sz w:val="22"/>
     </w:rPr>
   </w:style>
@@ -2965,7 +3285,7 @@
       <w:contextualSpacing/>
     </w:pPr>
     <w:rPr>
-      <w:rFonts w:ascii="FangSong_GB2312" w:hAnsi="FangSong_GB2312" w:eastAsia="FangSong_GB2312" w:cs="FangSong_GB2312"/>
+      <w:rFonts w:ascii="Songti SC" w:hAnsi="Songti SC" w:eastAsia="Songti SC" w:cs="Songti SC"/>
       <w:sz w:val="22"/>
     </w:rPr>
   </w:style>
